--- a/Попарное_тестирование_2.docx
+++ b/Попарное_тестирование_2.docx
@@ -532,7 +532,6 @@
           <w:lang w:eastAsia="ru-RU"/>
         </w:rPr>
       </w:pPr>
-      <w:proofErr w:type="spellStart"/>
       <w:r>
         <w:rPr>
           <w:rFonts w:ascii="Times New Roman" w:eastAsia="Times New Roman" w:hAnsi="Times New Roman" w:cs="Times New Roman"/>
@@ -542,18 +541,7 @@
           <w:lang w:eastAsia="ru-RU"/>
         </w:rPr>
         <w:lastRenderedPageBreak/>
-        <w:t>Невалидное</w:t>
-      </w:r>
-      <w:proofErr w:type="spellEnd"/>
-      <w:r>
-        <w:rPr>
-          <w:rFonts w:ascii="Times New Roman" w:eastAsia="Times New Roman" w:hAnsi="Times New Roman" w:cs="Times New Roman"/>
-          <w:color w:val="000000"/>
-          <w:sz w:val="24"/>
-          <w:szCs w:val="24"/>
-          <w:lang w:eastAsia="ru-RU"/>
-        </w:rPr>
-        <w:t xml:space="preserve"> значение</w:t>
+        <w:t>Невалидное значение</w:t>
       </w:r>
     </w:p>
     <w:p>
@@ -700,27 +688,15 @@
           <w:lang w:eastAsia="ru-RU"/>
         </w:rPr>
       </w:pPr>
-      <w:proofErr w:type="spellStart"/>
-      <w:r>
-        <w:rPr>
-          <w:rFonts w:ascii="Times New Roman" w:eastAsia="Times New Roman" w:hAnsi="Times New Roman" w:cs="Times New Roman"/>
-          <w:color w:val="000000"/>
-          <w:sz w:val="24"/>
-          <w:szCs w:val="24"/>
-          <w:lang w:eastAsia="ru-RU"/>
-        </w:rPr>
-        <w:t>Невалидное</w:t>
-      </w:r>
-      <w:proofErr w:type="spellEnd"/>
-      <w:r>
-        <w:rPr>
-          <w:rFonts w:ascii="Times New Roman" w:eastAsia="Times New Roman" w:hAnsi="Times New Roman" w:cs="Times New Roman"/>
-          <w:color w:val="000000"/>
-          <w:sz w:val="24"/>
-          <w:szCs w:val="24"/>
-          <w:lang w:eastAsia="ru-RU"/>
-        </w:rPr>
-        <w:t xml:space="preserve"> значение</w:t>
+      <w:r>
+        <w:rPr>
+          <w:rFonts w:ascii="Times New Roman" w:eastAsia="Times New Roman" w:hAnsi="Times New Roman" w:cs="Times New Roman"/>
+          <w:color w:val="000000"/>
+          <w:sz w:val="24"/>
+          <w:szCs w:val="24"/>
+          <w:lang w:eastAsia="ru-RU"/>
+        </w:rPr>
+        <w:t>Невалидное значение</w:t>
       </w:r>
     </w:p>
     <w:p>
@@ -837,27 +813,15 @@
           <w:lang w:eastAsia="ru-RU"/>
         </w:rPr>
       </w:pPr>
-      <w:proofErr w:type="spellStart"/>
-      <w:r>
-        <w:rPr>
-          <w:rFonts w:ascii="Times New Roman" w:eastAsia="Times New Roman" w:hAnsi="Times New Roman" w:cs="Times New Roman"/>
-          <w:color w:val="000000"/>
-          <w:sz w:val="24"/>
-          <w:szCs w:val="24"/>
-          <w:lang w:eastAsia="ru-RU"/>
-        </w:rPr>
-        <w:t>Невалидное</w:t>
-      </w:r>
-      <w:proofErr w:type="spellEnd"/>
-      <w:r>
-        <w:rPr>
-          <w:rFonts w:ascii="Times New Roman" w:eastAsia="Times New Roman" w:hAnsi="Times New Roman" w:cs="Times New Roman"/>
-          <w:color w:val="000000"/>
-          <w:sz w:val="24"/>
-          <w:szCs w:val="24"/>
-          <w:lang w:eastAsia="ru-RU"/>
-        </w:rPr>
-        <w:t xml:space="preserve"> значение</w:t>
+      <w:r>
+        <w:rPr>
+          <w:rFonts w:ascii="Times New Roman" w:eastAsia="Times New Roman" w:hAnsi="Times New Roman" w:cs="Times New Roman"/>
+          <w:color w:val="000000"/>
+          <w:sz w:val="24"/>
+          <w:szCs w:val="24"/>
+          <w:lang w:eastAsia="ru-RU"/>
+        </w:rPr>
+        <w:t>Невалидное значение</w:t>
       </w:r>
     </w:p>
     <w:p>
@@ -1206,51 +1170,7 @@
           <w:szCs w:val="24"/>
           <w:lang w:eastAsia="ru-RU"/>
         </w:rPr>
-        <w:t xml:space="preserve">Подключаем следующий элемент и делаем уже перебор пар 1-4, 2-4, 3-4 и так далее до полного заполнения всей таблицы. Если у тебя при переборе значений </w:t>
-      </w:r>
-      <w:proofErr w:type="gramStart"/>
-      <w:r>
-        <w:rPr>
-          <w:rFonts w:ascii="Times New Roman" w:eastAsia="Times New Roman" w:hAnsi="Times New Roman" w:cs="Times New Roman"/>
-          <w:color w:val="000000"/>
-          <w:sz w:val="24"/>
-          <w:szCs w:val="24"/>
-          <w:lang w:eastAsia="ru-RU"/>
-        </w:rPr>
-        <w:t>получаются</w:t>
-      </w:r>
-      <w:proofErr w:type="gramEnd"/>
-      <w:r>
-        <w:rPr>
-          <w:rFonts w:ascii="Times New Roman" w:eastAsia="Times New Roman" w:hAnsi="Times New Roman" w:cs="Times New Roman"/>
-          <w:color w:val="000000"/>
-          <w:sz w:val="24"/>
-          <w:szCs w:val="24"/>
-          <w:lang w:eastAsia="ru-RU"/>
-        </w:rPr>
-        <w:t xml:space="preserve"> где повторяющиеся пары, но при этом нет пар определенных значений в всей таблице, то последовательность столбца можно поменять. Если поменять значения в новом столбце невозможно так, чтобы была уникальность для каждой пары </w:t>
-      </w:r>
-      <w:proofErr w:type="gramStart"/>
-      <w:r>
-        <w:rPr>
-          <w:rFonts w:ascii="Times New Roman" w:eastAsia="Times New Roman" w:hAnsi="Times New Roman" w:cs="Times New Roman"/>
-          <w:color w:val="000000"/>
-          <w:sz w:val="24"/>
-          <w:szCs w:val="24"/>
-          <w:lang w:eastAsia="ru-RU"/>
-        </w:rPr>
-        <w:t>столбцов,  то</w:t>
-      </w:r>
-      <w:proofErr w:type="gramEnd"/>
-      <w:r>
-        <w:rPr>
-          <w:rFonts w:ascii="Times New Roman" w:eastAsia="Times New Roman" w:hAnsi="Times New Roman" w:cs="Times New Roman"/>
-          <w:color w:val="000000"/>
-          <w:sz w:val="24"/>
-          <w:szCs w:val="24"/>
-          <w:lang w:eastAsia="ru-RU"/>
-        </w:rPr>
-        <w:t xml:space="preserve"> можно добавить новые тесты к таблице (как на примере ниже выделено серым).</w:t>
+        <w:t>Подключаем следующий элемент и делаем уже перебор пар 1-4, 2-4, 3-4 и так далее до полного заполнения всей таблицы. Если у тебя при переборе значений получаются где повторяющиеся пары, но при этом нет пар определенных значений в всей таблице, то последовательность столбца можно поменять. Если поменять значения в новом столбце невозможно так, чтобы была уникальность для каждой пары столбцов,  то можно добавить новые тесты к таблице (как на примере ниже выделено серым).</w:t>
       </w:r>
       <w:r>
         <w:rPr>
@@ -1746,29 +1666,7 @@
           <w:szCs w:val="24"/>
           <w:lang w:eastAsia="ru-RU"/>
         </w:rPr>
-        <w:t xml:space="preserve">Описание: Наш заказчик занимается производством обуви и имеет несколько заводов с собственными небольшими складами. На его заводах производится множество моделей обуви: сапоги, ботинки, кроссовки, туфли и тапочки. Бизнес компании растет и было принято решение сделать один большой склад, где необходимо хранить всю произведенную продукцию с разных заводов, а продукцию на склад перевозить партиями, по мере завершения производства партии </w:t>
-      </w:r>
-      <w:proofErr w:type="gramStart"/>
-      <w:r>
-        <w:rPr>
-          <w:rFonts w:ascii="Times New Roman" w:eastAsia="Times New Roman" w:hAnsi="Times New Roman" w:cs="Times New Roman"/>
-          <w:color w:val="000000"/>
-          <w:sz w:val="24"/>
-          <w:szCs w:val="24"/>
-          <w:lang w:eastAsia="ru-RU"/>
-        </w:rPr>
-        <w:t>обуви  на</w:t>
-      </w:r>
-      <w:proofErr w:type="gramEnd"/>
-      <w:r>
-        <w:rPr>
-          <w:rFonts w:ascii="Times New Roman" w:eastAsia="Times New Roman" w:hAnsi="Times New Roman" w:cs="Times New Roman"/>
-          <w:color w:val="000000"/>
-          <w:sz w:val="24"/>
-          <w:szCs w:val="24"/>
-          <w:lang w:eastAsia="ru-RU"/>
-        </w:rPr>
-        <w:t xml:space="preserve"> заводе. </w:t>
+        <w:t xml:space="preserve">Описание: Наш заказчик занимается производством обуви и имеет несколько заводов с собственными небольшими складами. На его заводах производится множество моделей обуви: сапоги, ботинки, кроссовки, туфли и тапочки. Бизнес компании растет и было принято решение сделать один большой склад, где необходимо хранить всю произведенную продукцию с разных заводов, а продукцию на склад перевозить партиями, по мере завершения производства партии обуви  на заводе. </w:t>
       </w:r>
       <w:r>
         <w:rPr>
@@ -1887,29 +1785,7 @@
           <w:lang w:eastAsia="ru-RU"/>
         </w:rPr>
         <w:br/>
-        <w:t xml:space="preserve">"Например, можно было очень быстро и легко получить стоимость перевозки 2400 пар </w:t>
-      </w:r>
-      <w:proofErr w:type="spellStart"/>
-      <w:r>
-        <w:rPr>
-          <w:rFonts w:ascii="Times New Roman" w:eastAsia="Times New Roman" w:hAnsi="Times New Roman" w:cs="Times New Roman"/>
-          <w:color w:val="000000"/>
-          <w:sz w:val="24"/>
-          <w:szCs w:val="24"/>
-          <w:lang w:eastAsia="ru-RU"/>
-        </w:rPr>
-        <w:t>сапогов</w:t>
-      </w:r>
-      <w:proofErr w:type="spellEnd"/>
-      <w:r>
-        <w:rPr>
-          <w:rFonts w:ascii="Times New Roman" w:eastAsia="Times New Roman" w:hAnsi="Times New Roman" w:cs="Times New Roman"/>
-          <w:color w:val="000000"/>
-          <w:sz w:val="24"/>
-          <w:szCs w:val="24"/>
-          <w:lang w:eastAsia="ru-RU"/>
-        </w:rPr>
-        <w:t xml:space="preserve"> в больших коробах на 9-кубовой машине, это очень сильно сократило время, необходимое для определения стоимости перевозок, и, что самое главное, позволило сотрудникам компании больше времени заниматься задачами развития бизнеса, а не тратить</w:t>
+        <w:t>"Например, можно было очень быстро и легко получить стоимость перевозки 2400 пар сапогов в больших коробах на 9-кубовой машине, это очень сильно сократило время, необходимое для определения стоимости перевозок, и, что самое главное, позволило сотрудникам компании больше времени заниматься задачами развития бизнеса, а не тратить</w:t>
       </w:r>
       <w:r>
         <w:rPr>
@@ -2018,6 +1894,13 @@
         <w:spacing w:line="360" w:lineRule="auto"/>
         <w:contextualSpacing/>
         <w:jc w:val="both"/>
+        <w:rPr>
+          <w:rFonts w:ascii="Times New Roman" w:hAnsi="Times New Roman" w:cs="Times New Roman"/>
+          <w:sz w:val="24"/>
+          <w:szCs w:val="24"/>
+        </w:rPr>
+      </w:pPr>
+      <w:r>
         <w:rPr>
           <w:rFonts w:ascii="Times New Roman" w:hAnsi="Times New Roman" w:cs="Times New Roman"/>
           <w:b/>
@@ -2025,17 +1908,16 @@
           <w:sz w:val="24"/>
           <w:szCs w:val="24"/>
         </w:rPr>
-      </w:pPr>
+        <w:lastRenderedPageBreak/>
+        <w:t xml:space="preserve">1. </w:t>
+      </w:r>
       <w:r>
         <w:rPr>
           <w:rFonts w:ascii="Times New Roman" w:hAnsi="Times New Roman" w:cs="Times New Roman"/>
-          <w:b/>
-          <w:bCs/>
-          <w:sz w:val="24"/>
-          <w:szCs w:val="24"/>
-        </w:rPr>
-        <w:lastRenderedPageBreak/>
-        <w:t>1. Количество вариантов значений для каждой переменной</w:t>
+          <w:sz w:val="24"/>
+          <w:szCs w:val="24"/>
+        </w:rPr>
+        <w:t>Количество вариантов значений для каждой переменной</w:t>
       </w:r>
     </w:p>
     <w:p>
@@ -2054,74 +1936,15 @@
           <w:lang w:val="en-US"/>
         </w:rPr>
       </w:pPr>
-      <w:proofErr w:type="spellStart"/>
       <w:r>
         <w:rPr>
           <w:rFonts w:ascii="Times New Roman" w:hAnsi="Times New Roman" w:cs="Times New Roman"/>
-          <w:b/>
-          <w:bCs/>
           <w:sz w:val="24"/>
           <w:szCs w:val="24"/>
           <w:lang w:val="en-US"/>
         </w:rPr>
-        <w:t>Тип</w:t>
-      </w:r>
-      <w:proofErr w:type="spellEnd"/>
-      <w:r>
-        <w:rPr>
-          <w:rFonts w:ascii="Times New Roman" w:hAnsi="Times New Roman" w:cs="Times New Roman"/>
-          <w:b/>
-          <w:bCs/>
-          <w:sz w:val="24"/>
-          <w:szCs w:val="24"/>
-          <w:lang w:val="en-US"/>
-        </w:rPr>
-        <w:t xml:space="preserve"> </w:t>
-      </w:r>
-      <w:proofErr w:type="spellStart"/>
-      <w:r>
-        <w:rPr>
-          <w:rFonts w:ascii="Times New Roman" w:hAnsi="Times New Roman" w:cs="Times New Roman"/>
-          <w:b/>
-          <w:bCs/>
-          <w:sz w:val="24"/>
-          <w:szCs w:val="24"/>
-          <w:lang w:val="en-US"/>
-        </w:rPr>
-        <w:t>обуви</w:t>
-      </w:r>
-      <w:proofErr w:type="spellEnd"/>
-      <w:r>
-        <w:rPr>
-          <w:rFonts w:ascii="Times New Roman" w:hAnsi="Times New Roman" w:cs="Times New Roman"/>
-          <w:b/>
-          <w:bCs/>
-          <w:sz w:val="24"/>
-          <w:szCs w:val="24"/>
-          <w:lang w:val="en-US"/>
-        </w:rPr>
-        <w:t>:</w:t>
-      </w:r>
-      <w:r>
-        <w:rPr>
-          <w:rFonts w:ascii="Times New Roman" w:hAnsi="Times New Roman" w:cs="Times New Roman"/>
-          <w:sz w:val="24"/>
-          <w:szCs w:val="24"/>
-          <w:lang w:val="en-US"/>
-        </w:rPr>
-        <w:t xml:space="preserve"> 5 </w:t>
-      </w:r>
-      <w:proofErr w:type="spellStart"/>
-      <w:r>
-        <w:rPr>
-          <w:rFonts w:ascii="Times New Roman" w:hAnsi="Times New Roman" w:cs="Times New Roman"/>
-          <w:sz w:val="24"/>
-          <w:szCs w:val="24"/>
-          <w:lang w:val="en-US"/>
-        </w:rPr>
-        <w:t>вариантов</w:t>
-      </w:r>
-      <w:proofErr w:type="spellEnd"/>
+        <w:t>Тип обуви: 5 вариантов</w:t>
+      </w:r>
     </w:p>
     <w:p>
       <w:pPr>
@@ -2163,74 +1986,15 @@
           <w:lang w:val="en-US"/>
         </w:rPr>
       </w:pPr>
-      <w:proofErr w:type="spellStart"/>
       <w:r>
         <w:rPr>
           <w:rFonts w:ascii="Times New Roman" w:hAnsi="Times New Roman" w:cs="Times New Roman"/>
-          <w:b/>
-          <w:bCs/>
           <w:sz w:val="24"/>
           <w:szCs w:val="24"/>
           <w:lang w:val="en-US"/>
         </w:rPr>
-        <w:t>Тип</w:t>
-      </w:r>
-      <w:proofErr w:type="spellEnd"/>
-      <w:r>
-        <w:rPr>
-          <w:rFonts w:ascii="Times New Roman" w:hAnsi="Times New Roman" w:cs="Times New Roman"/>
-          <w:b/>
-          <w:bCs/>
-          <w:sz w:val="24"/>
-          <w:szCs w:val="24"/>
-          <w:lang w:val="en-US"/>
-        </w:rPr>
-        <w:t xml:space="preserve"> </w:t>
-      </w:r>
-      <w:proofErr w:type="spellStart"/>
-      <w:r>
-        <w:rPr>
-          <w:rFonts w:ascii="Times New Roman" w:hAnsi="Times New Roman" w:cs="Times New Roman"/>
-          <w:b/>
-          <w:bCs/>
-          <w:sz w:val="24"/>
-          <w:szCs w:val="24"/>
-          <w:lang w:val="en-US"/>
-        </w:rPr>
-        <w:t>короба</w:t>
-      </w:r>
-      <w:proofErr w:type="spellEnd"/>
-      <w:r>
-        <w:rPr>
-          <w:rFonts w:ascii="Times New Roman" w:hAnsi="Times New Roman" w:cs="Times New Roman"/>
-          <w:b/>
-          <w:bCs/>
-          <w:sz w:val="24"/>
-          <w:szCs w:val="24"/>
-          <w:lang w:val="en-US"/>
-        </w:rPr>
-        <w:t>:</w:t>
-      </w:r>
-      <w:r>
-        <w:rPr>
-          <w:rFonts w:ascii="Times New Roman" w:hAnsi="Times New Roman" w:cs="Times New Roman"/>
-          <w:sz w:val="24"/>
-          <w:szCs w:val="24"/>
-          <w:lang w:val="en-US"/>
-        </w:rPr>
-        <w:t xml:space="preserve"> 4 </w:t>
-      </w:r>
-      <w:proofErr w:type="spellStart"/>
-      <w:r>
-        <w:rPr>
-          <w:rFonts w:ascii="Times New Roman" w:hAnsi="Times New Roman" w:cs="Times New Roman"/>
-          <w:sz w:val="24"/>
-          <w:szCs w:val="24"/>
-          <w:lang w:val="en-US"/>
-        </w:rPr>
-        <w:t>варианта</w:t>
-      </w:r>
-      <w:proofErr w:type="spellEnd"/>
+        <w:t>Тип короба: 4 варианта</w:t>
+      </w:r>
     </w:p>
     <w:p>
       <w:pPr>
@@ -2272,74 +2036,15 @@
           <w:lang w:val="en-US"/>
         </w:rPr>
       </w:pPr>
-      <w:proofErr w:type="spellStart"/>
       <w:r>
         <w:rPr>
           <w:rFonts w:ascii="Times New Roman" w:hAnsi="Times New Roman" w:cs="Times New Roman"/>
-          <w:b/>
-          <w:bCs/>
           <w:sz w:val="24"/>
           <w:szCs w:val="24"/>
           <w:lang w:val="en-US"/>
         </w:rPr>
-        <w:t>Масштаб</w:t>
-      </w:r>
-      <w:proofErr w:type="spellEnd"/>
-      <w:r>
-        <w:rPr>
-          <w:rFonts w:ascii="Times New Roman" w:hAnsi="Times New Roman" w:cs="Times New Roman"/>
-          <w:b/>
-          <w:bCs/>
-          <w:sz w:val="24"/>
-          <w:szCs w:val="24"/>
-          <w:lang w:val="en-US"/>
-        </w:rPr>
-        <w:t xml:space="preserve"> </w:t>
-      </w:r>
-      <w:proofErr w:type="spellStart"/>
-      <w:r>
-        <w:rPr>
-          <w:rFonts w:ascii="Times New Roman" w:hAnsi="Times New Roman" w:cs="Times New Roman"/>
-          <w:b/>
-          <w:bCs/>
-          <w:sz w:val="24"/>
-          <w:szCs w:val="24"/>
-          <w:lang w:val="en-US"/>
-        </w:rPr>
-        <w:t>партии</w:t>
-      </w:r>
-      <w:proofErr w:type="spellEnd"/>
-      <w:r>
-        <w:rPr>
-          <w:rFonts w:ascii="Times New Roman" w:hAnsi="Times New Roman" w:cs="Times New Roman"/>
-          <w:b/>
-          <w:bCs/>
-          <w:sz w:val="24"/>
-          <w:szCs w:val="24"/>
-          <w:lang w:val="en-US"/>
-        </w:rPr>
-        <w:t>:</w:t>
-      </w:r>
-      <w:r>
-        <w:rPr>
-          <w:rFonts w:ascii="Times New Roman" w:hAnsi="Times New Roman" w:cs="Times New Roman"/>
-          <w:sz w:val="24"/>
-          <w:szCs w:val="24"/>
-          <w:lang w:val="en-US"/>
-        </w:rPr>
-        <w:t xml:space="preserve"> 5 </w:t>
-      </w:r>
-      <w:proofErr w:type="spellStart"/>
-      <w:r>
-        <w:rPr>
-          <w:rFonts w:ascii="Times New Roman" w:hAnsi="Times New Roman" w:cs="Times New Roman"/>
-          <w:sz w:val="24"/>
-          <w:szCs w:val="24"/>
-          <w:lang w:val="en-US"/>
-        </w:rPr>
-        <w:t>вариантов</w:t>
-      </w:r>
-      <w:proofErr w:type="spellEnd"/>
+        <w:t>Масштаб партии: 5 вариантов</w:t>
+      </w:r>
     </w:p>
     <w:p>
       <w:pPr>
@@ -2381,7 +2086,6 @@
           <w:lang w:val="en-US"/>
         </w:rPr>
       </w:pPr>
-      <w:proofErr w:type="spellStart"/>
       <w:r>
         <w:rPr>
           <w:rFonts w:ascii="Times New Roman" w:hAnsi="Times New Roman" w:cs="Times New Roman"/>
@@ -2389,17 +2093,7 @@
           <w:szCs w:val="24"/>
           <w:lang w:val="en-US"/>
         </w:rPr>
-        <w:t>Варианты</w:t>
-      </w:r>
-      <w:proofErr w:type="spellEnd"/>
-      <w:r>
-        <w:rPr>
-          <w:rFonts w:ascii="Times New Roman" w:hAnsi="Times New Roman" w:cs="Times New Roman"/>
-          <w:sz w:val="24"/>
-          <w:szCs w:val="24"/>
-          <w:lang w:val="en-US"/>
-        </w:rPr>
-        <w:t>: 800, 1600, 2400, 3200, 4000.</w:t>
+        <w:t>Варианты: 800, 1600, 2400, 3200, 4000.</w:t>
       </w:r>
     </w:p>
     <w:p>
@@ -2418,74 +2112,15 @@
           <w:lang w:val="en-US"/>
         </w:rPr>
       </w:pPr>
-      <w:proofErr w:type="spellStart"/>
       <w:r>
         <w:rPr>
           <w:rFonts w:ascii="Times New Roman" w:hAnsi="Times New Roman" w:cs="Times New Roman"/>
-          <w:b/>
-          <w:bCs/>
           <w:sz w:val="24"/>
           <w:szCs w:val="24"/>
           <w:lang w:val="en-US"/>
         </w:rPr>
-        <w:t>Размер</w:t>
-      </w:r>
-      <w:proofErr w:type="spellEnd"/>
-      <w:r>
-        <w:rPr>
-          <w:rFonts w:ascii="Times New Roman" w:hAnsi="Times New Roman" w:cs="Times New Roman"/>
-          <w:b/>
-          <w:bCs/>
-          <w:sz w:val="24"/>
-          <w:szCs w:val="24"/>
-          <w:lang w:val="en-US"/>
-        </w:rPr>
-        <w:t xml:space="preserve"> </w:t>
-      </w:r>
-      <w:proofErr w:type="spellStart"/>
-      <w:r>
-        <w:rPr>
-          <w:rFonts w:ascii="Times New Roman" w:hAnsi="Times New Roman" w:cs="Times New Roman"/>
-          <w:b/>
-          <w:bCs/>
-          <w:sz w:val="24"/>
-          <w:szCs w:val="24"/>
-          <w:lang w:val="en-US"/>
-        </w:rPr>
-        <w:t>кузова</w:t>
-      </w:r>
-      <w:proofErr w:type="spellEnd"/>
-      <w:r>
-        <w:rPr>
-          <w:rFonts w:ascii="Times New Roman" w:hAnsi="Times New Roman" w:cs="Times New Roman"/>
-          <w:b/>
-          <w:bCs/>
-          <w:sz w:val="24"/>
-          <w:szCs w:val="24"/>
-          <w:lang w:val="en-US"/>
-        </w:rPr>
-        <w:t>:</w:t>
-      </w:r>
-      <w:r>
-        <w:rPr>
-          <w:rFonts w:ascii="Times New Roman" w:hAnsi="Times New Roman" w:cs="Times New Roman"/>
-          <w:sz w:val="24"/>
-          <w:szCs w:val="24"/>
-          <w:lang w:val="en-US"/>
-        </w:rPr>
-        <w:t xml:space="preserve"> 4 </w:t>
-      </w:r>
-      <w:proofErr w:type="spellStart"/>
-      <w:r>
-        <w:rPr>
-          <w:rFonts w:ascii="Times New Roman" w:hAnsi="Times New Roman" w:cs="Times New Roman"/>
-          <w:sz w:val="24"/>
-          <w:szCs w:val="24"/>
-          <w:lang w:val="en-US"/>
-        </w:rPr>
-        <w:t>варианта</w:t>
-      </w:r>
-      <w:proofErr w:type="spellEnd"/>
+        <w:t>Размер кузова: 4 варианта</w:t>
+      </w:r>
     </w:p>
     <w:p>
       <w:pPr>
@@ -2510,27 +2145,27 @@
           <w:szCs w:val="24"/>
           <w:lang w:val="en-US"/>
         </w:rPr>
-        <w:t xml:space="preserve">(4, 9, 12, 15 </w:t>
-      </w:r>
-      <w:proofErr w:type="spellStart"/>
-      <w:r>
+        <w:t>(4, 9, 12, 15 кубометров)</w:t>
+      </w:r>
+    </w:p>
+    <w:p>
+      <w:pPr>
+        <w:spacing w:line="360" w:lineRule="auto"/>
+        <w:contextualSpacing/>
+        <w:jc w:val="both"/>
         <w:rPr>
           <w:rFonts w:ascii="Times New Roman" w:hAnsi="Times New Roman" w:cs="Times New Roman"/>
           <w:sz w:val="24"/>
           <w:szCs w:val="24"/>
-          <w:lang w:val="en-US"/>
-        </w:rPr>
-        <w:t>кубометров</w:t>
-      </w:r>
-      <w:proofErr w:type="spellEnd"/>
+        </w:rPr>
+      </w:pPr>
       <w:r>
         <w:rPr>
           <w:rFonts w:ascii="Times New Roman" w:hAnsi="Times New Roman" w:cs="Times New Roman"/>
           <w:sz w:val="24"/>
           <w:szCs w:val="24"/>
-          <w:lang w:val="en-US"/>
-        </w:rPr>
-        <w:t>)</w:t>
+        </w:rPr>
+        <w:t>Итого параметров: 4 переменные со значениями: 5, 4, 5, 4.</w:t>
       </w:r>
     </w:p>
     <w:p>
@@ -2547,396 +2182,51 @@
       <w:r>
         <w:rPr>
           <w:rFonts w:ascii="Times New Roman" w:hAnsi="Times New Roman" w:cs="Times New Roman"/>
-          <w:b/>
-          <w:bCs/>
-          <w:sz w:val="24"/>
-          <w:szCs w:val="24"/>
-        </w:rPr>
-        <w:t>Итого параметров:</w:t>
-      </w:r>
-      <w:r>
+          <w:sz w:val="24"/>
+          <w:szCs w:val="24"/>
+        </w:rPr>
+        <w:t>2. Расчет количества тестов (Попарное тестирование)</w:t>
+      </w:r>
+    </w:p>
+    <w:p>
+      <w:pPr>
+        <w:spacing w:line="360" w:lineRule="auto"/>
+        <w:contextualSpacing/>
+        <w:jc w:val="both"/>
         <w:rPr>
           <w:rFonts w:ascii="Times New Roman" w:hAnsi="Times New Roman" w:cs="Times New Roman"/>
           <w:sz w:val="24"/>
           <w:szCs w:val="24"/>
         </w:rPr>
-        <w:t xml:space="preserve"> 4 переменные со значениями: </w:t>
-      </w:r>
+      </w:pPr>
       <w:r>
         <w:rPr>
           <w:rFonts w:ascii="Times New Roman" w:hAnsi="Times New Roman" w:cs="Times New Roman"/>
-          <w:b/>
-          <w:bCs/>
-          <w:sz w:val="24"/>
-          <w:szCs w:val="24"/>
-        </w:rPr>
-        <w:t>5, 4, 5, 4</w:t>
-      </w:r>
-      <w:r>
+          <w:sz w:val="24"/>
+          <w:szCs w:val="24"/>
+        </w:rPr>
+        <w:t xml:space="preserve">Самая "емкая" пара здесь: Тип обуви (5) × Масштаб партии (5) = 25 комбинаций. </w:t>
+      </w:r>
+    </w:p>
+    <w:p>
+      <w:pPr>
+        <w:spacing w:line="360" w:lineRule="auto"/>
+        <w:contextualSpacing/>
+        <w:jc w:val="both"/>
         <w:rPr>
           <w:rFonts w:ascii="Times New Roman" w:hAnsi="Times New Roman" w:cs="Times New Roman"/>
           <w:sz w:val="24"/>
           <w:szCs w:val="24"/>
         </w:rPr>
-        <w:t>.</w:t>
-      </w:r>
-    </w:p>
-    <w:p>
-      <w:pPr>
-        <w:spacing w:line="360" w:lineRule="auto"/>
-        <w:contextualSpacing/>
-        <w:jc w:val="both"/>
+      </w:pPr>
+      <w:r>
         <w:rPr>
           <w:rFonts w:ascii="Times New Roman" w:hAnsi="Times New Roman" w:cs="Times New Roman"/>
-          <w:b/>
-          <w:bCs/>
-          <w:sz w:val="24"/>
-          <w:szCs w:val="24"/>
-        </w:rPr>
-      </w:pPr>
-      <w:r>
-        <w:rPr>
-          <w:rFonts w:ascii="Times New Roman" w:hAnsi="Times New Roman" w:cs="Times New Roman"/>
-          <w:b/>
-          <w:bCs/>
-          <w:sz w:val="24"/>
-          <w:szCs w:val="24"/>
-        </w:rPr>
-        <w:t>2. Расчет количества тестов (Попарное тестирование)</w:t>
-      </w:r>
-    </w:p>
-    <w:p>
-      <w:pPr>
-        <w:spacing w:line="360" w:lineRule="auto"/>
-        <w:contextualSpacing/>
-        <w:jc w:val="both"/>
-        <w:rPr>
-          <w:rFonts w:ascii="Times New Roman" w:hAnsi="Times New Roman" w:cs="Times New Roman"/>
-          <w:sz w:val="24"/>
-          <w:szCs w:val="24"/>
-        </w:rPr>
-      </w:pPr>
-      <w:r>
-        <w:rPr>
-          <w:rFonts w:ascii="Times New Roman" w:hAnsi="Times New Roman" w:cs="Times New Roman"/>
-          <w:sz w:val="24"/>
-          <w:szCs w:val="24"/>
-        </w:rPr>
-        <w:t xml:space="preserve">Для точного расчета минимального количества тестов, покрывающих все пары значений, используется алгоритм построения ортогональных массивов или специализированные инструменты (например, </w:t>
-      </w:r>
-      <w:r>
-        <w:rPr>
-          <w:rFonts w:ascii="Times New Roman" w:hAnsi="Times New Roman" w:cs="Times New Roman"/>
-          <w:sz w:val="24"/>
-          <w:szCs w:val="24"/>
-          <w:lang w:val="en-US"/>
-        </w:rPr>
-        <w:t>PICT</w:t>
-      </w:r>
-      <w:r>
-        <w:rPr>
-          <w:rFonts w:ascii="Times New Roman" w:hAnsi="Times New Roman" w:cs="Times New Roman"/>
-          <w:sz w:val="24"/>
-          <w:szCs w:val="24"/>
-        </w:rPr>
-        <w:t xml:space="preserve">, </w:t>
-      </w:r>
-      <w:proofErr w:type="spellStart"/>
-      <w:r>
-        <w:rPr>
-          <w:rFonts w:ascii="Times New Roman" w:hAnsi="Times New Roman" w:cs="Times New Roman"/>
-          <w:sz w:val="24"/>
-          <w:szCs w:val="24"/>
-          <w:lang w:val="en-US"/>
-        </w:rPr>
-        <w:t>AllPairs</w:t>
-      </w:r>
-      <w:proofErr w:type="spellEnd"/>
-      <w:r>
-        <w:rPr>
-          <w:rFonts w:ascii="Times New Roman" w:hAnsi="Times New Roman" w:cs="Times New Roman"/>
-          <w:sz w:val="24"/>
-          <w:szCs w:val="24"/>
-        </w:rPr>
-        <w:t>).</w:t>
-      </w:r>
-    </w:p>
-    <w:p>
-      <w:pPr>
-        <w:spacing w:line="360" w:lineRule="auto"/>
-        <w:contextualSpacing/>
-        <w:jc w:val="both"/>
-        <w:rPr>
-          <w:rFonts w:ascii="Times New Roman" w:hAnsi="Times New Roman" w:cs="Times New Roman"/>
-          <w:sz w:val="24"/>
-          <w:szCs w:val="24"/>
-        </w:rPr>
-      </w:pPr>
-      <w:r>
-        <w:rPr>
-          <w:rFonts w:ascii="Times New Roman" w:hAnsi="Times New Roman" w:cs="Times New Roman"/>
-          <w:sz w:val="24"/>
-          <w:szCs w:val="24"/>
-        </w:rPr>
-        <w:t xml:space="preserve">Однако, можно сделать оценку вручную, опираясь на принцип: </w:t>
-      </w:r>
-      <w:r>
-        <w:rPr>
-          <w:rFonts w:ascii="Times New Roman" w:hAnsi="Times New Roman" w:cs="Times New Roman"/>
-          <w:i/>
-          <w:iCs/>
-          <w:sz w:val="24"/>
-          <w:szCs w:val="24"/>
-        </w:rPr>
-        <w:t>количество тестов не может быть меньше произведения двух самых больших множеств значений, если они не кратны друг другу простым образом, но обычно стремится к максимуму из произведений пар.</w:t>
-      </w:r>
-    </w:p>
-    <w:p>
-      <w:pPr>
-        <w:spacing w:line="360" w:lineRule="auto"/>
-        <w:contextualSpacing/>
-        <w:jc w:val="both"/>
-        <w:rPr>
-          <w:rFonts w:ascii="Times New Roman" w:hAnsi="Times New Roman" w:cs="Times New Roman"/>
-          <w:sz w:val="24"/>
-          <w:szCs w:val="24"/>
-        </w:rPr>
-      </w:pPr>
-      <w:r>
-        <w:rPr>
-          <w:rFonts w:ascii="Times New Roman" w:hAnsi="Times New Roman" w:cs="Times New Roman"/>
-          <w:sz w:val="24"/>
-          <w:szCs w:val="24"/>
-        </w:rPr>
-        <w:t xml:space="preserve">Самая "емкая" пара здесь: </w:t>
-      </w:r>
-      <w:r>
-        <w:rPr>
-          <w:rFonts w:ascii="Times New Roman" w:hAnsi="Times New Roman" w:cs="Times New Roman"/>
-          <w:b/>
-          <w:bCs/>
-          <w:sz w:val="24"/>
-          <w:szCs w:val="24"/>
-        </w:rPr>
-        <w:t>Тип обуви (5)</w:t>
-      </w:r>
-      <w:r>
-        <w:rPr>
-          <w:rFonts w:ascii="Times New Roman" w:hAnsi="Times New Roman" w:cs="Times New Roman"/>
-          <w:sz w:val="24"/>
-          <w:szCs w:val="24"/>
-        </w:rPr>
-        <w:t xml:space="preserve"> × </w:t>
-      </w:r>
-      <w:r>
-        <w:rPr>
-          <w:rFonts w:ascii="Times New Roman" w:hAnsi="Times New Roman" w:cs="Times New Roman"/>
-          <w:b/>
-          <w:bCs/>
-          <w:sz w:val="24"/>
-          <w:szCs w:val="24"/>
-        </w:rPr>
-        <w:t>Масштаб партии (5)</w:t>
-      </w:r>
-      <w:r>
-        <w:rPr>
-          <w:rFonts w:ascii="Times New Roman" w:hAnsi="Times New Roman" w:cs="Times New Roman"/>
-          <w:sz w:val="24"/>
-          <w:szCs w:val="24"/>
-        </w:rPr>
-        <w:t xml:space="preserve"> = </w:t>
-      </w:r>
-      <w:r>
-        <w:rPr>
-          <w:rFonts w:ascii="Times New Roman" w:hAnsi="Times New Roman" w:cs="Times New Roman"/>
-          <w:b/>
-          <w:bCs/>
-          <w:sz w:val="24"/>
-          <w:szCs w:val="24"/>
-        </w:rPr>
-        <w:t>25 комбинаций</w:t>
-      </w:r>
-      <w:r>
-        <w:rPr>
-          <w:rFonts w:ascii="Times New Roman" w:hAnsi="Times New Roman" w:cs="Times New Roman"/>
-          <w:sz w:val="24"/>
-          <w:szCs w:val="24"/>
-        </w:rPr>
-        <w:t>. Это значит, что нам нужно минимум 25 тестов, чтобы покрыть все сочетания типов обуви и размеров партий.</w:t>
-      </w:r>
-    </w:p>
-    <w:p>
-      <w:pPr>
-        <w:spacing w:line="360" w:lineRule="auto"/>
-        <w:contextualSpacing/>
-        <w:jc w:val="both"/>
-        <w:rPr>
-          <w:rFonts w:ascii="Times New Roman" w:hAnsi="Times New Roman" w:cs="Times New Roman"/>
-          <w:sz w:val="24"/>
-          <w:szCs w:val="24"/>
-        </w:rPr>
-      </w:pPr>
-      <w:r>
-        <w:rPr>
-          <w:rFonts w:ascii="Times New Roman" w:hAnsi="Times New Roman" w:cs="Times New Roman"/>
-          <w:sz w:val="24"/>
-          <w:szCs w:val="24"/>
-        </w:rPr>
-        <w:t>Проверим, покрывают ли эти 25 тестов остальные параметры (Тип короба - 4, Размер кузова - 4):</w:t>
-      </w:r>
-    </w:p>
-    <w:p>
-      <w:pPr>
-        <w:numPr>
-          <w:ilvl w:val="0"/>
-          <w:numId w:val="6"/>
-        </w:numPr>
-        <w:spacing w:line="360" w:lineRule="auto"/>
-        <w:contextualSpacing/>
-        <w:jc w:val="both"/>
-        <w:rPr>
-          <w:rFonts w:ascii="Times New Roman" w:hAnsi="Times New Roman" w:cs="Times New Roman"/>
-          <w:sz w:val="24"/>
-          <w:szCs w:val="24"/>
-        </w:rPr>
-      </w:pPr>
-      <w:r>
-        <w:rPr>
-          <w:rFonts w:ascii="Times New Roman" w:hAnsi="Times New Roman" w:cs="Times New Roman"/>
-          <w:sz w:val="24"/>
-          <w:szCs w:val="24"/>
-        </w:rPr>
-        <w:t xml:space="preserve">В 25 тестах мы можем легко распределить 4 типа короба и 4 размера кузова так, чтобы каждая пара с обувью и партией также встретилась. Поскольку 4 </w:t>
-      </w:r>
-      <w:proofErr w:type="gramStart"/>
-      <w:r>
-        <w:rPr>
-          <w:rFonts w:ascii="Times New Roman" w:hAnsi="Times New Roman" w:cs="Times New Roman"/>
-          <w:sz w:val="24"/>
-          <w:szCs w:val="24"/>
-        </w:rPr>
-        <w:t>&lt; 5</w:t>
-      </w:r>
-      <w:proofErr w:type="gramEnd"/>
-      <w:r>
-        <w:rPr>
-          <w:rFonts w:ascii="Times New Roman" w:hAnsi="Times New Roman" w:cs="Times New Roman"/>
-          <w:sz w:val="24"/>
-          <w:szCs w:val="24"/>
-        </w:rPr>
-        <w:t>, вписать их в 25 строк достаточно просто без существенного увеличения количества тестов.</w:t>
-      </w:r>
-    </w:p>
-    <w:p>
-      <w:pPr>
-        <w:spacing w:line="360" w:lineRule="auto"/>
-        <w:contextualSpacing/>
-        <w:jc w:val="both"/>
-        <w:rPr>
-          <w:rFonts w:ascii="Times New Roman" w:hAnsi="Times New Roman" w:cs="Times New Roman"/>
-          <w:sz w:val="24"/>
-          <w:szCs w:val="24"/>
-          <w:lang w:val="en-US"/>
-        </w:rPr>
-      </w:pPr>
-      <w:proofErr w:type="spellStart"/>
-      <w:r>
-        <w:rPr>
-          <w:rFonts w:ascii="Times New Roman" w:hAnsi="Times New Roman" w:cs="Times New Roman"/>
-          <w:b/>
-          <w:bCs/>
-          <w:sz w:val="24"/>
-          <w:szCs w:val="24"/>
-          <w:lang w:val="en-US"/>
-        </w:rPr>
-        <w:t>Ответ</w:t>
-      </w:r>
-      <w:proofErr w:type="spellEnd"/>
-      <w:r>
-        <w:rPr>
-          <w:rFonts w:ascii="Times New Roman" w:hAnsi="Times New Roman" w:cs="Times New Roman"/>
-          <w:b/>
-          <w:bCs/>
-          <w:sz w:val="24"/>
-          <w:szCs w:val="24"/>
-          <w:lang w:val="en-US"/>
-        </w:rPr>
-        <w:t>:</w:t>
-      </w:r>
-      <w:r>
-        <w:rPr>
-          <w:rFonts w:ascii="Times New Roman" w:hAnsi="Times New Roman" w:cs="Times New Roman"/>
-          <w:sz w:val="24"/>
-          <w:szCs w:val="24"/>
-          <w:lang w:val="en-US"/>
-        </w:rPr>
-        <w:t xml:space="preserve"> </w:t>
-      </w:r>
-      <w:proofErr w:type="spellStart"/>
-      <w:r>
-        <w:rPr>
-          <w:rFonts w:ascii="Times New Roman" w:hAnsi="Times New Roman" w:cs="Times New Roman"/>
-          <w:sz w:val="24"/>
-          <w:szCs w:val="24"/>
-          <w:lang w:val="en-US"/>
-        </w:rPr>
-        <w:t>Достаточно</w:t>
-      </w:r>
-      <w:proofErr w:type="spellEnd"/>
-      <w:r>
-        <w:rPr>
-          <w:rFonts w:ascii="Times New Roman" w:hAnsi="Times New Roman" w:cs="Times New Roman"/>
-          <w:sz w:val="24"/>
-          <w:szCs w:val="24"/>
-          <w:lang w:val="en-US"/>
-        </w:rPr>
-        <w:t xml:space="preserve"> </w:t>
-      </w:r>
-      <w:r>
-        <w:rPr>
-          <w:rFonts w:ascii="Times New Roman" w:hAnsi="Times New Roman" w:cs="Times New Roman"/>
-          <w:b/>
-          <w:bCs/>
-          <w:sz w:val="24"/>
-          <w:szCs w:val="24"/>
-          <w:lang w:val="en-US"/>
-        </w:rPr>
-        <w:t xml:space="preserve">25 </w:t>
-      </w:r>
-      <w:proofErr w:type="spellStart"/>
-      <w:r>
-        <w:rPr>
-          <w:rFonts w:ascii="Times New Roman" w:hAnsi="Times New Roman" w:cs="Times New Roman"/>
-          <w:b/>
-          <w:bCs/>
-          <w:sz w:val="24"/>
-          <w:szCs w:val="24"/>
-          <w:lang w:val="en-US"/>
-        </w:rPr>
-        <w:t>тестов</w:t>
-      </w:r>
-      <w:proofErr w:type="spellEnd"/>
-      <w:r>
-        <w:rPr>
-          <w:rFonts w:ascii="Times New Roman" w:hAnsi="Times New Roman" w:cs="Times New Roman"/>
-          <w:sz w:val="24"/>
-          <w:szCs w:val="24"/>
-          <w:lang w:val="en-US"/>
-        </w:rPr>
-        <w:t>.</w:t>
-      </w:r>
-    </w:p>
-    <w:p>
-      <w:pPr>
-        <w:spacing w:line="360" w:lineRule="auto"/>
-        <w:contextualSpacing/>
-        <w:jc w:val="both"/>
-        <w:rPr>
-          <w:rFonts w:ascii="Times New Roman" w:hAnsi="Times New Roman" w:cs="Times New Roman"/>
-          <w:sz w:val="24"/>
-          <w:szCs w:val="24"/>
-        </w:rPr>
-      </w:pPr>
+          <w:sz w:val="24"/>
+          <w:szCs w:val="24"/>
+        </w:rPr>
+        <w:t>https://pairwise.teremokgames.com/</w:t>
+      </w:r>
     </w:p>
     <w:sectPr>
       <w:pgSz w:w="11906" w:h="16838"/>
@@ -4267,6 +3557,7 @@
   <w:style w:type="character" w:default="1" w:styleId="DefaultParagraphFont">
     <w:name w:val="Default Paragraph Font"/>
     <w:uiPriority w:val="1"/>
+    <w:semiHidden/>
     <w:unhideWhenUsed/>
   </w:style>
   <w:style w:type="table" w:default="1" w:styleId="TableNormal">
